--- a/public/templates/examples/A-021-OverflowRoutingAgreement-EXAMPLE-L.docx
+++ b/public/templates/examples/A-021-OverflowRoutingAgreement-EXAMPLE-L.docx
@@ -34,6 +34,9 @@
         <w:gridCol w:w="9360"/>
       </w:tblGrid>
       <w:tr>
+        <w:trPr>
+          <w:cantSplit/>
+        </w:trPr>
         <w:tc>
           <w:tcPr>
             <w:tcW w:type="dxa" w:w="9360"/>
@@ -279,6 +282,10 @@
     <w:p>
       <w:pPr>
         <w:pStyle w:val="ListParagraph"/>
+        <w:numPr>
+          <w:ilvl w:val="0"/>
+          <w:numId w:val="300"/>
+        </w:numPr>
         <w:spacing w:after="60"/>
       </w:pPr>
       <w:r>
@@ -291,12 +298,16 @@
           <w:sz w:val="24"/>
           <w:szCs w:val="24"/>
         </w:rPr>
-        <w:t>1. Activation. Either party may request aid when it cannot answer or dispatch 9-1-1 calls (for example, evacuation, system outage, or call volume beyond capacity). The requesting party notifies the other by phone to the 24/7 dispatch line, with the cell numbers in the appendix as backup.</w:t>
+        <w:t>Activation. Either party may request aid when it cannot answer or dispatch 9-1-1 calls (for example, evacuation, system outage, or call volume beyond capacity). The requesting party notifies the other by phone to the 24/7 dispatch line, with the cell numbers in the appendix as backup.</w:t>
       </w:r>
     </w:p>
     <w:p>
       <w:pPr>
         <w:pStyle w:val="ListParagraph"/>
+        <w:numPr>
+          <w:ilvl w:val="0"/>
+          <w:numId w:val="300"/>
+        </w:numPr>
         <w:spacing w:after="60"/>
       </w:pPr>
       <w:r>
@@ -309,12 +320,16 @@
           <w:sz w:val="24"/>
           <w:szCs w:val="24"/>
         </w:rPr>
-        <w:t>2. Scope of aid. The assisting party will answer overflow 9-1-1 calls and provide full dispatch for the requesting party's jurisdiction, to the extent its own operations allow. Life-safety calls in the assisting party's own jurisdiction take priority.</w:t>
+        <w:t>Scope of aid. The assisting party will answer overflow 9-1-1 calls and provide full dispatch for the requesting party's jurisdiction, to the extent its own operations allow. Life-safety calls in the assisting party's own jurisdiction take priority.</w:t>
       </w:r>
     </w:p>
     <w:p>
       <w:pPr>
         <w:pStyle w:val="ListParagraph"/>
+        <w:numPr>
+          <w:ilvl w:val="0"/>
+          <w:numId w:val="300"/>
+        </w:numPr>
         <w:spacing w:after="60"/>
       </w:pPr>
       <w:r>
@@ -327,12 +342,16 @@
           <w:sz w:val="24"/>
           <w:szCs w:val="24"/>
         </w:rPr>
-        <w:t>3. Routing. Overflow is delivered by NG911 ESInet re-route between the centers, with a ten-digit transfer as backup. Each party keeps the routing detail and test results with its System Redundancy Design Documentation.</w:t>
+        <w:t>Routing. Overflow is delivered by NG911 ESInet re-route between the centers, with a ten-digit transfer as backup. Each party keeps the routing detail and test results with its System Redundancy Design Documentation.</w:t>
       </w:r>
     </w:p>
     <w:p>
       <w:pPr>
         <w:pStyle w:val="ListParagraph"/>
+        <w:numPr>
+          <w:ilvl w:val="0"/>
+          <w:numId w:val="300"/>
+        </w:numPr>
         <w:spacing w:after="60"/>
       </w:pPr>
       <w:r>
@@ -342,12 +361,16 @@
           <w:i w:val="0"/>
           <w:sz w:val="24"/>
         </w:rPr>
-        <w:t>4. Capacity and limits. Aid is best-effort and does not require either party to exceed safe staffing or capacity. Either party may suspend aid when its own operations require it.</w:t>
+        <w:t>Capacity and limits. Aid is best-effort and does not require either party to exceed safe staffing or capacity. Either party may suspend aid when its own operations require it.</w:t>
       </w:r>
     </w:p>
     <w:p>
       <w:pPr>
         <w:pStyle w:val="ListParagraph"/>
+        <w:numPr>
+          <w:ilvl w:val="0"/>
+          <w:numId w:val="300"/>
+        </w:numPr>
         <w:spacing w:after="60"/>
       </w:pPr>
       <w:r>
@@ -357,12 +380,16 @@
           <w:i w:val="0"/>
           <w:sz w:val="24"/>
         </w:rPr>
-        <w:t>5. Cost and reimbursement. Aid is provided at no cost for up to 72 hours; sustained aid beyond that is cost-shared per the regional 911 agreement.</w:t>
+        <w:t>Cost and reimbursement. Aid is provided at no cost for up to 72 hours; sustained aid beyond that is cost-shared per the regional 911 agreement.</w:t>
       </w:r>
     </w:p>
     <w:p>
       <w:pPr>
         <w:pStyle w:val="ListParagraph"/>
+        <w:numPr>
+          <w:ilvl w:val="0"/>
+          <w:numId w:val="300"/>
+        </w:numPr>
         <w:spacing w:after="60"/>
       </w:pPr>
       <w:r>
@@ -372,12 +399,16 @@
           <w:i w:val="0"/>
           <w:sz w:val="24"/>
         </w:rPr>
-        <w:t>6. Term and review. This agreement takes effect on signing, continues until either party terminates it with 30 days notice, and is reviewed and reconfirmed at least annually.</w:t>
+        <w:t>Term and review. This agreement takes effect on signing, continues until either party terminates it with 30 days notice, and is reviewed and reconfirmed at least annually.</w:t>
       </w:r>
     </w:p>
     <w:p>
       <w:pPr>
         <w:pStyle w:val="ListParagraph"/>
+        <w:numPr>
+          <w:ilvl w:val="0"/>
+          <w:numId w:val="300"/>
+        </w:numPr>
         <w:spacing w:after="60"/>
       </w:pPr>
       <w:r>
@@ -387,7 +418,7 @@
           <w:i w:val="0"/>
           <w:sz w:val="24"/>
         </w:rPr>
-        <w:t>7. Contacts. Each party keeps current 24/7 contacts in the appendix below and notifies the other of any change.</w:t>
+        <w:t>Contacts. Each party keeps current 24/7 contacts in the appendix below and notifies the other of any change.</w:t>
       </w:r>
     </w:p>
     <w:p>
@@ -428,6 +459,7 @@
       </w:tblGrid>
       <w:tr>
         <w:trPr>
+          <w:cantSplit/>
           <w:tblHeader/>
         </w:trPr>
         <w:tc>
@@ -587,6 +619,9 @@
         </w:tc>
       </w:tr>
       <w:tr>
+        <w:trPr>
+          <w:cantSplit/>
+        </w:trPr>
         <w:tc>
           <w:tcPr>
             <w:tcW w:type="dxa" w:w="1700"/>
@@ -729,6 +764,9 @@
         </w:tc>
       </w:tr>
       <w:tr>
+        <w:trPr>
+          <w:cantSplit/>
+        </w:trPr>
         <w:tc>
           <w:tcPr>
             <w:tcW w:type="dxa" w:w="1700"/>
@@ -998,6 +1036,7 @@
       </w:tblGrid>
       <w:tr>
         <w:trPr>
+          <w:cantSplit/>
           <w:tblHeader/>
         </w:trPr>
         <w:tc>
@@ -1064,6 +1103,9 @@
         </w:tc>
       </w:tr>
       <w:tr>
+        <w:trPr>
+          <w:cantSplit/>
+        </w:trPr>
         <w:tc>
           <w:tcPr>
             <w:tcW w:type="dxa" w:w="3200"/>
@@ -1146,6 +1188,9 @@
         <w:gridCol w:w="9360"/>
       </w:tblGrid>
       <w:tr>
+        <w:trPr>
+          <w:cantSplit/>
+        </w:trPr>
         <w:tc>
           <w:tcPr>
             <w:tcW w:type="dxa" w:w="9360"/>
@@ -1274,6 +1319,7 @@
       </w:tblGrid>
       <w:tr>
         <w:trPr>
+          <w:cantSplit/>
           <w:tblHeader/>
         </w:trPr>
         <w:tc>
@@ -1402,6 +1448,9 @@
         </w:tc>
       </w:tr>
       <w:tr>
+        <w:trPr>
+          <w:cantSplit/>
+        </w:trPr>
         <w:tc>
           <w:tcPr>
             <w:tcW w:type="dxa" w:w="1300"/>
@@ -1531,10 +1580,6 @@
     </w:sectPr>
   </w:body>
 </w:document>
-</file>
-
-<file path=word/comments.xml><?xml version="1.0" encoding="utf-8"?>
-<w:comments xmlns:cx="http://schemas.microsoft.com/office/drawing/2014/chartex" xmlns:cx1="http://schemas.microsoft.com/office/drawing/2015/9/8/chartex" xmlns:cx2="http://schemas.microsoft.com/office/drawing/2015/10/21/chartex" xmlns:cx3="http://schemas.microsoft.com/office/drawing/2016/5/9/chartex" xmlns:cx4="http://schemas.microsoft.com/office/drawing/2016/5/10/chartex" xmlns:cx5="http://schemas.microsoft.com/office/drawing/2016/5/11/chartex" xmlns:cx6="http://schemas.microsoft.com/office/drawing/2016/5/12/chartex" xmlns:cx7="http://schemas.microsoft.com/office/drawing/2016/5/13/chartex" xmlns:cx8="http://schemas.microsoft.com/office/drawing/2016/5/14/chartex" xmlns:mc="http://schemas.openxmlformats.org/markup-compatibility/2006" xmlns:aink="http://schemas.microsoft.com/office/drawing/2016/ink" xmlns:am3d="http://schemas.microsoft.com/office/drawing/2017/model3d" xmlns:o="urn:schemas-microsoft-com:office:office" xmlns:r="http://schemas.openxmlformats.org/officeDocument/2006/relationships" xmlns:m="http://schemas.openxmlformats.org/officeDocument/2006/math" xmlns:v="urn:schemas-microsoft-com:vml" xmlns:wp14="http://schemas.microsoft.com/office/word/2010/wordprocessingDrawing" xmlns:wp="http://schemas.openxmlformats.org/drawingml/2006/wordprocessingDrawing" xmlns:w10="urn:schemas-microsoft-com:office:word" xmlns:w="http://schemas.openxmlformats.org/wordprocessingml/2006/main" xmlns:w14="http://schemas.microsoft.com/office/word/2010/wordml" xmlns:w15="http://schemas.microsoft.com/office/word/2012/wordml" xmlns:w16cex="http://schemas.microsoft.com/office/word/2018/wordml/cex" xmlns:w16cid="http://schemas.microsoft.com/office/word/2016/wordml/cid" xmlns:w16="http://schemas.microsoft.com/office/word/2018/wordml" xmlns:w16sdtdh="http://schemas.microsoft.com/office/word/2020/wordml/sdtdatahash" xmlns:w16se="http://schemas.microsoft.com/office/word/2015/wordml/symex" xmlns:wpg="http://schemas.microsoft.com/office/word/2010/wordprocessingGroup" xmlns:wpi="http://schemas.microsoft.com/office/word/2010/wordprocessingInk" xmlns:wne="http://schemas.microsoft.com/office/word/2006/wordml" xmlns:wps="http://schemas.microsoft.com/office/word/2010/wordprocessingShape"/>
 </file>
 
 <file path=word/endnotes.xml><?xml version="1.0" encoding="utf-8"?>
@@ -1672,7 +1717,7 @@
     <w:r>
       <w:drawing>
         <wp:inline xmlns:a="http://schemas.openxmlformats.org/drawingml/2006/main" xmlns:pic="http://schemas.openxmlformats.org/drawingml/2006/picture">
-          <wp:extent cx="822960" cy="822960"/>
+          <wp:extent cx="777240" cy="777240"/>
           <wp:docPr id="1" name="Picture 1"/>
           <wp:cNvGraphicFramePr>
             <a:graphicFrameLocks noChangeAspect="1"/>
@@ -1693,7 +1738,7 @@
                 <pic:spPr>
                   <a:xfrm>
                     <a:off x="0" y="0"/>
-                    <a:ext cx="822960" cy="822960"/>
+                    <a:ext cx="777240" cy="777240"/>
                   </a:xfrm>
                   <a:prstGeom prst="rect"/>
                 </pic:spPr>
@@ -1711,6 +1756,14 @@
       </w:pBdr>
       <w:jc w:val="right"/>
     </w:pPr>
+    <w:r>
+      <w:rPr>
+        <w:rFonts w:ascii="Aptos" w:cs="Aptos" w:eastAsia="Aptos" w:hAnsi="Aptos"/>
+        <w:color w:val="595959"/>
+        <w:sz w:val="16"/>
+        <w:szCs w:val="16"/>
+      </w:rPr>
+    </w:r>
   </w:p>
   <w:p>
     <w:r>
@@ -1988,6 +2041,12 @@
       <w:startOverride w:val="1"/>
     </w:lvlOverride>
   </w:num>
+  <w:num w:numId="300">
+    <w:abstractNumId w:val="8"/>
+    <w:lvlOverride w:ilvl="0">
+      <w:startOverride w:val="1"/>
+    </w:lvlOverride>
+  </w:num>
 </w:numbering>
 </file>
 
@@ -2013,37 +2072,24 @@
       <w:szCs w:val="56"/>
     </w:rPr>
   </w:style>
-  <w:style w:type="paragraph" w:styleId="Heading1">
-    <w:name w:val="Heading 1"/>
-    <w:basedOn w:val="Normal"/>
-    <w:next w:val="Normal"/>
-    <w:qFormat/>
-    <w:rPr>
-      <w:color w:val="2E74B5"/>
-      <w:sz w:val="32"/>
-      <w:szCs w:val="32"/>
-    </w:rPr>
-  </w:style>
-  <w:style w:type="paragraph" w:styleId="Heading2">
-    <w:name w:val="Heading 2"/>
-    <w:basedOn w:val="Normal"/>
-    <w:next w:val="Normal"/>
-    <w:qFormat/>
-    <w:rPr>
-      <w:color w:val="2E74B5"/>
-      <w:sz w:val="26"/>
-      <w:szCs w:val="26"/>
-    </w:rPr>
-  </w:style>
   <w:style w:type="paragraph" w:styleId="Heading3">
     <w:name w:val="Heading 3"/>
     <w:basedOn w:val="Normal"/>
     <w:next w:val="Normal"/>
     <w:qFormat/>
+    <w:pPr>
+      <w:keepNext/>
+      <w:keepLines/>
+      <w:spacing w:after="100" w:before="220"/>
+      <w:outlineLvl w:val="2"/>
+    </w:pPr>
     <w:rPr>
-      <w:color w:val="1F4D78"/>
-      <w:sz w:val="24"/>
-      <w:szCs w:val="24"/>
+      <w:rFonts w:ascii="Aptos" w:cs="Aptos" w:eastAsia="Aptos" w:hAnsi="Aptos"/>
+      <w:b/>
+      <w:bCs/>
+      <w:color w:val="1B3A5C"/>
+      <w:sz w:val="26"/>
+      <w:szCs w:val="26"/>
     </w:rPr>
   </w:style>
   <w:style w:type="paragraph" w:styleId="Heading4">
@@ -2051,10 +2097,19 @@
     <w:basedOn w:val="Normal"/>
     <w:next w:val="Normal"/>
     <w:qFormat/>
+    <w:pPr>
+      <w:keepNext/>
+      <w:keepLines/>
+      <w:spacing w:after="100" w:before="220"/>
+      <w:outlineLvl w:val="3"/>
+    </w:pPr>
     <w:rPr>
-      <w:i/>
-      <w:iCs/>
-      <w:color w:val="2E74B5"/>
+      <w:rFonts w:ascii="Aptos" w:cs="Aptos" w:eastAsia="Aptos" w:hAnsi="Aptos"/>
+      <w:b/>
+      <w:bCs/>
+      <w:color w:val="1B3A5C"/>
+      <w:sz w:val="24"/>
+      <w:szCs w:val="24"/>
     </w:rPr>
   </w:style>
   <w:style w:type="paragraph" w:styleId="Heading5">
@@ -2062,8 +2117,19 @@
     <w:basedOn w:val="Normal"/>
     <w:next w:val="Normal"/>
     <w:qFormat/>
+    <w:pPr>
+      <w:keepNext/>
+      <w:keepLines/>
+      <w:spacing w:after="100" w:before="220"/>
+      <w:outlineLvl w:val="4"/>
+    </w:pPr>
     <w:rPr>
-      <w:color w:val="2E74B5"/>
+      <w:rFonts w:ascii="Aptos" w:cs="Aptos" w:eastAsia="Aptos" w:hAnsi="Aptos"/>
+      <w:b/>
+      <w:bCs/>
+      <w:color w:val="1B3A5C"/>
+      <w:sz w:val="24"/>
+      <w:szCs w:val="24"/>
     </w:rPr>
   </w:style>
   <w:style w:type="paragraph" w:styleId="Heading6">
@@ -2071,8 +2137,19 @@
     <w:basedOn w:val="Normal"/>
     <w:next w:val="Normal"/>
     <w:qFormat/>
+    <w:pPr>
+      <w:keepNext/>
+      <w:keepLines/>
+      <w:spacing w:after="100" w:before="220"/>
+      <w:outlineLvl w:val="5"/>
+    </w:pPr>
     <w:rPr>
-      <w:color w:val="1F4D78"/>
+      <w:rFonts w:ascii="Aptos" w:cs="Aptos" w:eastAsia="Aptos" w:hAnsi="Aptos"/>
+      <w:b/>
+      <w:bCs/>
+      <w:color w:val="1B3A5C"/>
+      <w:sz w:val="24"/>
+      <w:szCs w:val="24"/>
     </w:rPr>
   </w:style>
   <w:style w:type="paragraph" w:styleId="Strong">
@@ -2180,6 +2257,8 @@
     <w:next w:val="Normal"/>
     <w:qFormat/>
     <w:pPr>
+      <w:keepNext/>
+      <w:keepLines/>
       <w:spacing w:after="160" w:before="240"/>
       <w:outlineLvl w:val="0"/>
     </w:pPr>
@@ -2198,6 +2277,8 @@
     <w:next w:val="Normal"/>
     <w:qFormat/>
     <w:pPr>
+      <w:keepNext/>
+      <w:keepLines/>
       <w:spacing w:after="100" w:before="220"/>
       <w:outlineLvl w:val="1"/>
     </w:pPr>
